--- a/knowledge/source/qa/01_เอกสารขอใช้ไฟฟ้าใหม่.docx
+++ b/knowledge/source/qa/01_เอกสารขอใช้ไฟฟ้าใหม่.docx
@@ -1,6 +1,6 @@
 
 <file path=word/document.xml><?xml version="1.0" encoding="utf-8"?>
-<w:document xmlns:ve="http://schemas.openxmlformats.org/markup-compatibility/2006" xmlns:o="urn:schemas-microsoft-com:office:office" xmlns:r="http://schemas.openxmlformats.org/officeDocument/2006/relationships" xmlns:v="urn:schemas-microsoft-com:vml" xmlns:wp="http://schemas.openxmlformats.org/drawingml/2006/wordprocessingDrawing" xmlns:w10="urn:schemas-microsoft-com:office:word" xmlns:w="http://schemas.openxmlformats.org/wordprocessingml/2006/main">
+<w:document xmlns:w="http://schemas.openxmlformats.org/wordprocessingml/2006/main">
   <w:body>
     <w:p>
       <w:pPr>
@@ -14,7 +14,7 @@
           <w:b/>
           <w:spacing w:val="0"/>
         </w:rPr>
-        <w:t xml:space="preserve">ถาม: ต้องการขอใช้ไฟฟ้าต้องมีเอกสารอะไรบ้าง</w:t>
+        <w:t xml:space="preserve">ถาม: ต้องการขอใช้ไฟฟ้าต้องมีเอกสารอะไรบ้าง | คำถามใกล้เคียง: ขอไฟใหม่ต้องใช้เอกสารอะไร / ติดตั้งมิเตอร์ไฟฟ้าใหม่ต้องเตรียมอะไรบ้าง / ขอใช้ไฟฟ้าใหม่กับ กฟภ. ต้องทำอย่างไร / อยากมีไฟฟ้าเข้าบ้านต้องยื่นเอกสารอะไร</w:t>
       </w:r>
       <w:r>
         <w:rPr>
@@ -71,31 +71,31 @@
           <w:sz-cs w:val="24"/>
           <w:spacing w:val="0"/>
         </w:rPr>
-        <w:t xml:space="preserve"> บุคคลสัญชาติไทยใช้สำเนาบัตรประชาชน/บัตรข้าราชการ/บัตรพนักงานองค์การของรัฐ, สำเนาทะเบียนบ้านสถานที่ขอใช้ไฟและทะเบียนบ้านที่มีชื่อผู้ขอ, และหลักฐานกรรมสิทธิ์หรือสิทธิครอบครอง ชาวต่างชาติใช้ Passport แทนเอกสารประจำตัว หากมอบอำนาจต้องมีหนังสือมอบอำนาจและสำเนาเอกสารประจำตัวของทั้งสองฝ่าย</w:t>
-      </w:r>
-    </w:p>
-    <w:p>
-      <w:pPr>
-        <w:spacing w:after="240"/>
-      </w:pPr>
-      <w:r>
-        <w:rPr>
-          <w:rFonts w:ascii="Times" w:hAnsi="Times" w:cs="Times"/>
-          <w:sz w:val="24"/>
-          <w:sz-cs w:val="24"/>
-          <w:b/>
-          <w:spacing w:val="0"/>
-        </w:rPr>
-        <w:t xml:space="preserve">แหล่งอ้างอิงทางการ:</w:t>
-      </w:r>
-      <w:r>
-        <w:rPr>
-          <w:rFonts w:ascii="Times" w:hAnsi="Times" w:cs="Times"/>
-          <w:sz w:val="24"/>
-          <w:sz-cs w:val="24"/>
-          <w:spacing w:val="0"/>
-        </w:rPr>
-        <w:t xml:space="preserve"> https://eservice.pea.co.th/cos/individual/ ; https://www.pea.co.th/our-services/download/customer-guideline</w:t>
+        <w:t xml:space="preserve"> บุคคลสัญชาติไทยใช้สำเนาบัตรประชาชน/บัตรข้าราชการ/บัตรพนักงานองค์การของรัฐ, สำเนาทะเบียนบ้านสถานที่ขอใช้ไฟและทะเบียนบ้านที่มีชื่อผู้ขอ, และหลักฐานกรรมสิทธิ์หรือสิทธิครอบครอง และแผนที่สถานที่ขอใช้ไฟ สามารถยื่นคำร้องออนไลน์ผ่านเว็บไซต์ PEA ได้ตามบริการที่เปิดให้ใช้ ชาวต่างชาติใช้ Passport แทนเอกสารประจำตัว หากมอบอำนาจต้องมีหนังสือมอบอำนาจและสำเนาเอกสารประจำตัวของทั้งสองฝ่าย</w:t>
+      </w:r>
+    </w:p>
+    <w:p>
+      <w:pPr>
+        <w:spacing w:after="240"/>
+      </w:pPr>
+      <w:r>
+        <w:rPr>
+          <w:rFonts w:ascii="Times" w:hAnsi="Times" w:cs="Times"/>
+          <w:sz w:val="24"/>
+          <w:sz-cs w:val="24"/>
+          <w:b/>
+          <w:spacing w:val="0"/>
+        </w:rPr>
+        <w:t xml:space="preserve">แหล่งอ้างอิงทางการ: https://eservice.pea.co.th/cos/individual/ ; https://www.pea.co.th/our-services/download/customer-guideline ; https://www.pea.co.th/faqs</w:t>
+      </w:r>
+      <w:r>
+        <w:rPr>
+          <w:rFonts w:ascii="Times" w:hAnsi="Times" w:cs="Times"/>
+          <w:sz w:val="24"/>
+          <w:sz-cs w:val="24"/>
+          <w:spacing w:val="0"/>
+        </w:rPr>
+        <w:t xml:space="preserve"/>
       </w:r>
     </w:p>
     <w:p>
